--- a/practicas/EvTutorAcademico.docx
+++ b/practicas/EvTutorAcademico.docx
@@ -7,7 +7,7 @@
         <w:pStyle w:val="Subttulo"/>
         <w:spacing w:after="0"/>
         <w:rPr>
-          <w:rStyle w:val="Textoennegrita"/>
+          <w:rStyle w:val="Fuerte"/>
           <w:rFonts w:ascii="Times New Roman" w:hAnsi="Times New Roman"/>
           <w:color w:val="000000" w:themeColor="text1"/>
           <w:sz w:val="22"/>
@@ -22,8 +22,9 @@
           <w:sz w:val="22"/>
           <w:szCs w:val="22"/>
         </w:rPr>
-        <w:t>FORMATO N° 0</w:t>
-      </w:r>
+        <w:t xml:space="preserve">FORMATO </w:t>
+      </w:r>
+      <w:proofErr w:type="spellStart"/>
       <w:r>
         <w:rPr>
           <w:rFonts w:ascii="Times New Roman" w:hAnsi="Times New Roman"/>
@@ -32,6 +33,27 @@
           <w:sz w:val="22"/>
           <w:szCs w:val="22"/>
         </w:rPr>
+        <w:t>N°</w:t>
+      </w:r>
+      <w:proofErr w:type="spellEnd"/>
+      <w:r>
+        <w:rPr>
+          <w:rFonts w:ascii="Times New Roman" w:hAnsi="Times New Roman"/>
+          <w:b/>
+          <w:color w:val="000000" w:themeColor="text1"/>
+          <w:sz w:val="22"/>
+          <w:szCs w:val="22"/>
+        </w:rPr>
+        <w:t xml:space="preserve"> 0</w:t>
+      </w:r>
+      <w:r>
+        <w:rPr>
+          <w:rFonts w:ascii="Times New Roman" w:hAnsi="Times New Roman"/>
+          <w:b/>
+          <w:color w:val="000000" w:themeColor="text1"/>
+          <w:sz w:val="22"/>
+          <w:szCs w:val="22"/>
+        </w:rPr>
         <w:t>5</w:t>
       </w:r>
     </w:p>
@@ -40,7 +62,7 @@
         <w:pStyle w:val="Subttulo"/>
         <w:spacing w:after="0"/>
         <w:rPr>
-          <w:rStyle w:val="Textoennegrita"/>
+          <w:rStyle w:val="Fuerte"/>
           <w:rFonts w:ascii="Times New Roman" w:hAnsi="Times New Roman"/>
           <w:color w:val="000000" w:themeColor="text1"/>
           <w:sz w:val="22"/>
@@ -50,7 +72,7 @@
       </w:pPr>
       <w:r>
         <w:rPr>
-          <w:rStyle w:val="Textoennegrita"/>
+          <w:rStyle w:val="Fuerte"/>
           <w:rFonts w:ascii="Times New Roman" w:hAnsi="Times New Roman"/>
           <w:color w:val="000000" w:themeColor="text1"/>
           <w:sz w:val="22"/>
@@ -61,7 +83,7 @@
       </w:r>
       <w:r>
         <w:rPr>
-          <w:rStyle w:val="Textoennegrita"/>
+          <w:rStyle w:val="Fuerte"/>
           <w:rFonts w:ascii="Times New Roman" w:hAnsi="Times New Roman"/>
           <w:color w:val="000000" w:themeColor="text1"/>
           <w:sz w:val="22"/>
@@ -72,7 +94,7 @@
       </w:r>
       <w:r>
         <w:rPr>
-          <w:rStyle w:val="Textoennegrita"/>
+          <w:rStyle w:val="Fuerte"/>
           <w:rFonts w:ascii="Times New Roman" w:hAnsi="Times New Roman"/>
           <w:color w:val="000000" w:themeColor="text1"/>
           <w:sz w:val="22"/>
@@ -87,7 +109,7 @@
         <w:pStyle w:val="Subttulo"/>
         <w:spacing w:after="0"/>
         <w:rPr>
-          <w:rStyle w:val="Textoennegrita"/>
+          <w:rStyle w:val="Fuerte"/>
           <w:rFonts w:ascii="Times New Roman" w:hAnsi="Times New Roman"/>
           <w:color w:val="000000" w:themeColor="text1"/>
           <w:sz w:val="10"/>
@@ -101,7 +123,7 @@
         <w:pStyle w:val="Subttulo"/>
         <w:spacing w:after="0"/>
         <w:rPr>
-          <w:rStyle w:val="Textoennegrita"/>
+          <w:rStyle w:val="Fuerte"/>
           <w:rFonts w:ascii="Times New Roman" w:hAnsi="Times New Roman"/>
           <w:color w:val="000000" w:themeColor="text1"/>
           <w:sz w:val="22"/>
@@ -109,9 +131,10 @@
           <w:u w:val="single"/>
         </w:rPr>
       </w:pPr>
-      <w:r>
-        <w:rPr>
-          <w:rStyle w:val="Textoennegrita"/>
+      <w:proofErr w:type="gramStart"/>
+      <w:r>
+        <w:rPr>
+          <w:rStyle w:val="Fuerte"/>
           <w:rFonts w:ascii="Times New Roman" w:hAnsi="Times New Roman"/>
           <w:color w:val="000000" w:themeColor="text1"/>
           <w:sz w:val="22"/>
@@ -122,7 +145,7 @@
       </w:r>
       <w:r>
         <w:rPr>
-          <w:rStyle w:val="Textoennegrita"/>
+          <w:rStyle w:val="Fuerte"/>
           <w:rFonts w:ascii="Times New Roman" w:hAnsi="Times New Roman"/>
           <w:color w:val="000000" w:themeColor="text1"/>
           <w:sz w:val="22"/>
@@ -133,7 +156,7 @@
       </w:r>
       <w:r>
         <w:rPr>
-          <w:rStyle w:val="Textoennegrita"/>
+          <w:rStyle w:val="Fuerte"/>
           <w:rFonts w:ascii="Times New Roman" w:hAnsi="Times New Roman"/>
           <w:color w:val="000000" w:themeColor="text1"/>
           <w:sz w:val="22"/>
@@ -144,7 +167,7 @@
       </w:r>
       <w:r>
         <w:rPr>
-          <w:rStyle w:val="Textoennegrita"/>
+          <w:rStyle w:val="Fuerte"/>
           <w:rFonts w:ascii="Times New Roman" w:hAnsi="Times New Roman"/>
           <w:color w:val="000000" w:themeColor="text1"/>
           <w:sz w:val="22"/>
@@ -153,6 +176,7 @@
         </w:rPr>
         <w:t>ACADÉMICO</w:t>
       </w:r>
+      <w:proofErr w:type="gramEnd"/>
     </w:p>
     <w:p>
       <w:pPr>
@@ -399,7 +423,29 @@
           <w:szCs w:val="18"/>
           <w:lang w:val="es-EC"/>
         </w:rPr>
-        <w:t>Práctica pre profesional n</w:t>
+        <w:t xml:space="preserve">Práctica </w:t>
+      </w:r>
+      <w:proofErr w:type="gramStart"/>
+      <w:r>
+        <w:rPr>
+          <w:rFonts w:ascii="Times New Roman" w:hAnsi="Times New Roman"/>
+          <w:b/>
+          <w:sz w:val="18"/>
+          <w:szCs w:val="18"/>
+          <w:lang w:val="es-EC"/>
+        </w:rPr>
+        <w:t>pre profesional</w:t>
+      </w:r>
+      <w:proofErr w:type="gramEnd"/>
+      <w:r>
+        <w:rPr>
+          <w:rFonts w:ascii="Times New Roman" w:hAnsi="Times New Roman"/>
+          <w:b/>
+          <w:sz w:val="18"/>
+          <w:szCs w:val="18"/>
+          <w:lang w:val="es-EC"/>
+        </w:rPr>
+        <w:t xml:space="preserve"> n</w:t>
       </w:r>
       <w:r>
         <w:rPr>
@@ -845,6 +891,7 @@
           <w:lang w:val="es-EC"/>
         </w:rPr>
       </w:pPr>
+      <w:proofErr w:type="spellStart"/>
       <w:r>
         <w:rPr>
           <w:rFonts w:ascii="Times New Roman" w:hAnsi="Times New Roman"/>
@@ -853,7 +900,18 @@
           <w:szCs w:val="18"/>
           <w:lang w:val="es-EC"/>
         </w:rPr>
-        <w:t>Nº de Cédula:</w:t>
+        <w:t>Nº</w:t>
+      </w:r>
+      <w:proofErr w:type="spellEnd"/>
+      <w:r>
+        <w:rPr>
+          <w:rFonts w:ascii="Times New Roman" w:hAnsi="Times New Roman"/>
+          <w:i/>
+          <w:sz w:val="18"/>
+          <w:szCs w:val="18"/>
+          <w:lang w:val="es-EC"/>
+        </w:rPr>
+        <w:t xml:space="preserve"> de Cédula:</w:t>
       </w:r>
       <w:r>
         <w:rPr>
@@ -1213,6 +1271,42 @@
         </w:rPr>
         <w:pict w14:anchorId="48680438">
           <v:shape id="_x0000_s1030" type="#_x0000_t202" style="position:absolute;margin-left:68.7pt;margin-top:1.7pt;width:97.5pt;height:27pt;z-index:251716608;visibility:visible;mso-width-relative:margin;mso-height-relative:margin" o:gfxdata="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">
+            <v:textbox>
+              <w:txbxContent>
+                <w:p>
+                  <w:pPr>
+                    <w:jc w:val="center"/>
+                    <w:rPr>
+                      <w:rFonts w:ascii="Arial" w:hAnsi="Arial" w:cs="Arial"/>
+                      <w:sz w:val="18"/>
+                      <w:szCs w:val="18"/>
+                    </w:rPr>
+                  </w:pPr>
+                  <w:r>
+                    <w:rPr>
+                      <w:sz w:val="20"/>
+                      <w:szCs w:val="20"/>
+                      <w:lang w:val="en-US"/>
+                    </w:rPr>
+                    <w:t>30/10/2025</w:t>
+                  </w:r>
+                </w:p>
+              </w:txbxContent>
+            </v:textbox>
+          </v:shape>
+        </w:pict>
+      </w:r>
+      <w:r>
+        <w:rPr>
+          <w:rFonts w:ascii="Times New Roman" w:hAnsi="Times New Roman"/>
+          <w:i/>
+          <w:noProof/>
+          <w:sz w:val="18"/>
+          <w:szCs w:val="18"/>
+          <w:lang w:val="es-ES"/>
+        </w:rPr>
+        <w:pict w14:anchorId="5976A884">
+          <v:shape id="_x0000_s1031" type="#_x0000_t202" style="position:absolute;margin-left:305.7pt;margin-top:.95pt;width:97.5pt;height:27.75pt;z-index:251717632;visibility:visible;mso-width-relative:margin;mso-height-relative:margin" o:gfxdata="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">
             <v:textbox>
               <w:txbxContent>
                 <w:p>
@@ -1223,18 +1317,15 @@
                       <w:b/>
                       <w:sz w:val="18"/>
                       <w:szCs w:val="18"/>
-                      <w:lang w:val="es-MX"/>
                     </w:rPr>
                   </w:pPr>
                   <w:r>
                     <w:rPr>
-                      <w:rFonts w:ascii="Arial" w:hAnsi="Arial" w:cs="Arial"/>
-                      <w:b/>
-                      <w:sz w:val="18"/>
-                      <w:szCs w:val="18"/>
-                      <w:lang w:val="es-MX"/>
+                      <w:sz w:val="20"/>
+                      <w:szCs w:val="20"/>
+                      <w:lang w:val="en-US"/>
                     </w:rPr>
-                    <w:t>05 / 09 / 2025</w:t>
+                    <w:t>10/04/2026</w:t>
                   </w:r>
                 </w:p>
                 <w:p>
@@ -1252,77 +1343,26 @@
           </v:shape>
         </w:pict>
       </w:r>
-      <w:r>
-        <w:rPr>
-          <w:rFonts w:ascii="Times New Roman" w:hAnsi="Times New Roman"/>
+    </w:p>
+    <w:p>
+      <w:pPr>
+        <w:rPr>
           <w:i/>
-          <w:noProof/>
-          <w:sz w:val="18"/>
-          <w:szCs w:val="18"/>
-          <w:lang w:val="es-ES"/>
-        </w:rPr>
-        <w:pict w14:anchorId="5976A884">
-          <v:shape id="_x0000_s1031" type="#_x0000_t202" style="position:absolute;margin-left:305.7pt;margin-top:.95pt;width:97.5pt;height:27.75pt;z-index:251717632;visibility:visible;mso-width-relative:margin;mso-height-relative:margin" o:gfxdata="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">
-            <v:textbox>
-              <w:txbxContent>
-                <w:p>
-                  <w:pPr>
-                    <w:jc w:val="center"/>
-                    <w:rPr>
-                      <w:rFonts w:ascii="Arial" w:hAnsi="Arial" w:cs="Arial"/>
-                      <w:b/>
-                      <w:sz w:val="18"/>
-                      <w:szCs w:val="18"/>
-                      <w:lang w:val="es-MX"/>
-                    </w:rPr>
-                  </w:pPr>
-                  <w:r>
-                    <w:rPr>
-                      <w:rFonts w:ascii="Arial" w:hAnsi="Arial" w:cs="Arial"/>
-                      <w:b/>
-                      <w:sz w:val="18"/>
-                      <w:szCs w:val="18"/>
-                      <w:lang w:val="es-MX"/>
-                    </w:rPr>
-                    <w:t>31 / 10 / 2025</w:t>
-                  </w:r>
-                </w:p>
-                <w:p>
-                  <w:pPr>
-                    <w:jc w:val="center"/>
-                    <w:rPr>
-                      <w:rFonts w:ascii="Arial" w:hAnsi="Arial" w:cs="Arial"/>
-                      <w:b/>
-                      <w:sz w:val="18"/>
-                      <w:szCs w:val="18"/>
-                    </w:rPr>
-                  </w:pPr>
-                </w:p>
-                <w:p>
-                  <w:pPr>
-                    <w:jc w:val="center"/>
-                    <w:rPr>
-                      <w:rFonts w:ascii="Arial" w:hAnsi="Arial" w:cs="Arial"/>
-                      <w:sz w:val="18"/>
-                      <w:szCs w:val="18"/>
-                    </w:rPr>
-                  </w:pPr>
-                </w:p>
-              </w:txbxContent>
-            </v:textbox>
-          </v:shape>
-        </w:pict>
-      </w:r>
-    </w:p>
-    <w:p>
-      <w:pPr>
+          <w:sz w:val="18"/>
+          <w:szCs w:val="18"/>
+          <w:lang w:val="es-EC"/>
+        </w:rPr>
+      </w:pPr>
+      <w:r>
         <w:rPr>
           <w:i/>
           <w:sz w:val="18"/>
           <w:szCs w:val="18"/>
           <w:lang w:val="es-EC"/>
         </w:rPr>
-      </w:pPr>
+        <w:t xml:space="preserve">Fecha de </w:t>
+      </w:r>
+      <w:proofErr w:type="gramStart"/>
       <w:r>
         <w:rPr>
           <w:i/>
@@ -1330,7 +1370,7 @@
           <w:szCs w:val="18"/>
           <w:lang w:val="es-EC"/>
         </w:rPr>
-        <w:t xml:space="preserve">Fecha de Inicio  </w:t>
+        <w:t xml:space="preserve">Inicio  </w:t>
       </w:r>
       <w:r>
         <w:rPr>
@@ -1341,6 +1381,7 @@
         </w:rPr>
         <w:tab/>
       </w:r>
+      <w:proofErr w:type="gramEnd"/>
       <w:r>
         <w:rPr>
           <w:i/>
@@ -1435,7 +1476,7 @@
                       <w:szCs w:val="28"/>
                       <w:lang w:val="es-MX"/>
                     </w:rPr>
-                    <w:t>6</w:t>
+                    <w:t>0</w:t>
                   </w:r>
                 </w:p>
               </w:txbxContent>
@@ -1483,7 +1524,27 @@
                       <w:szCs w:val="18"/>
                       <w:lang w:val="es-MX"/>
                     </w:rPr>
-                    <w:t>14:00 / 20:00</w:t>
+                    <w:t xml:space="preserve">14:00 / </w:t>
+                  </w:r>
+                  <w:r>
+                    <w:rPr>
+                      <w:rFonts w:ascii="Arial" w:hAnsi="Arial" w:cs="Arial"/>
+                      <w:b/>
+                      <w:sz w:val="18"/>
+                      <w:szCs w:val="18"/>
+                      <w:lang w:val="es-MX"/>
+                    </w:rPr>
+                    <w:t>18</w:t>
+                  </w:r>
+                  <w:r>
+                    <w:rPr>
+                      <w:rFonts w:ascii="Arial" w:hAnsi="Arial" w:cs="Arial"/>
+                      <w:b/>
+                      <w:sz w:val="18"/>
+                      <w:szCs w:val="18"/>
+                      <w:lang w:val="es-MX"/>
+                    </w:rPr>
+                    <w:t>:00</w:t>
                   </w:r>
                 </w:p>
                 <w:p>
@@ -1869,15 +1930,6 @@
                 <w:szCs w:val="18"/>
               </w:rPr>
             </w:pPr>
-            <w:r>
-              <w:rPr>
-                <w:rFonts w:ascii="Times New Roman" w:hAnsi="Times New Roman"/>
-                <w:i/>
-                <w:sz w:val="18"/>
-                <w:szCs w:val="18"/>
-              </w:rPr>
-              <w:t>20</w:t>
-            </w:r>
           </w:p>
         </w:tc>
       </w:tr>
@@ -1983,8 +2035,18 @@
                 <w:sz w:val="18"/>
                 <w:szCs w:val="18"/>
               </w:rPr>
-              <w:t>práctica pre profesional</w:t>
-            </w:r>
+              <w:t xml:space="preserve">práctica </w:t>
+            </w:r>
+            <w:proofErr w:type="gramStart"/>
+            <w:r>
+              <w:rPr>
+                <w:rFonts w:ascii="Times New Roman" w:hAnsi="Times New Roman"/>
+                <w:sz w:val="18"/>
+                <w:szCs w:val="18"/>
+              </w:rPr>
+              <w:t>pre profesional</w:t>
+            </w:r>
+            <w:proofErr w:type="gramEnd"/>
             <w:r>
               <w:rPr>
                 <w:rFonts w:ascii="Times New Roman" w:hAnsi="Times New Roman"/>
@@ -2037,15 +2099,6 @@
                 <w:szCs w:val="18"/>
               </w:rPr>
             </w:pPr>
-            <w:r>
-              <w:rPr>
-                <w:rFonts w:ascii="Times New Roman" w:hAnsi="Times New Roman"/>
-                <w:i/>
-                <w:sz w:val="18"/>
-                <w:szCs w:val="18"/>
-              </w:rPr>
-              <w:t>20</w:t>
-            </w:r>
           </w:p>
         </w:tc>
       </w:tr>
@@ -2098,15 +2151,6 @@
                 <w:szCs w:val="18"/>
               </w:rPr>
             </w:pPr>
-            <w:r>
-              <w:rPr>
-                <w:rFonts w:ascii="Times New Roman" w:hAnsi="Times New Roman"/>
-                <w:i/>
-                <w:sz w:val="18"/>
-                <w:szCs w:val="18"/>
-              </w:rPr>
-              <w:t>20</w:t>
-            </w:r>
           </w:p>
         </w:tc>
       </w:tr>
@@ -2207,8 +2251,9 @@
           <w:szCs w:val="18"/>
           <w:u w:val="single"/>
         </w:rPr>
-        <w:t xml:space="preserve">CTICA PRE PROFESIONAL NO REMUNERADA/ </w:t>
-      </w:r>
+        <w:t>CTICA PRE PROFESIONAL NO REMUNERADA</w:t>
+      </w:r>
+      <w:proofErr w:type="gramStart"/>
       <w:r>
         <w:rPr>
           <w:b/>
@@ -2216,6 +2261,15 @@
           <w:szCs w:val="18"/>
           <w:u w:val="single"/>
         </w:rPr>
+        <w:t xml:space="preserve">/ </w:t>
+      </w:r>
+      <w:r>
+        <w:rPr>
+          <w:b/>
+          <w:sz w:val="18"/>
+          <w:szCs w:val="18"/>
+          <w:u w:val="single"/>
+        </w:rPr>
         <w:t xml:space="preserve"> </w:t>
       </w:r>
       <w:r>
@@ -2225,7 +2279,17 @@
           <w:szCs w:val="18"/>
           <w:u w:val="single"/>
         </w:rPr>
-        <w:t>SERVICIO A LA COMUNIDAD</w:t>
+        <w:t>SERVICIO</w:t>
+      </w:r>
+      <w:proofErr w:type="gramEnd"/>
+      <w:r>
+        <w:rPr>
+          <w:b/>
+          <w:sz w:val="18"/>
+          <w:szCs w:val="18"/>
+          <w:u w:val="single"/>
+        </w:rPr>
+        <w:t xml:space="preserve"> A LA COMUNIDAD</w:t>
       </w:r>
     </w:p>
     <w:p>
@@ -2514,14 +2578,6 @@
                 <w:lang w:val="es-MX"/>
               </w:rPr>
             </w:pPr>
-            <w:r>
-              <w:rPr>
-                <w:sz w:val="18"/>
-                <w:szCs w:val="18"/>
-                <w:lang w:val="es-MX"/>
-              </w:rPr>
-              <w:t>17</w:t>
-            </w:r>
           </w:p>
         </w:tc>
       </w:tr>
@@ -2591,31 +2647,59 @@
                 <w:szCs w:val="18"/>
                 <w:lang w:val="es-MX"/>
               </w:rPr>
-              <w:t xml:space="preserve">(a) </w:t>
-            </w:r>
+              <w:t>(</w:t>
+            </w:r>
+            <w:proofErr w:type="gramStart"/>
             <w:r>
               <w:rPr>
                 <w:sz w:val="18"/>
                 <w:szCs w:val="18"/>
                 <w:lang w:val="es-MX"/>
               </w:rPr>
+              <w:t xml:space="preserve">a) </w:t>
+            </w:r>
+            <w:r>
+              <w:rPr>
+                <w:sz w:val="18"/>
+                <w:szCs w:val="18"/>
+                <w:lang w:val="es-MX"/>
+              </w:rPr>
               <w:t xml:space="preserve"> Académico</w:t>
             </w:r>
+            <w:proofErr w:type="gramEnd"/>
             <w:r>
               <w:rPr>
                 <w:sz w:val="18"/>
                 <w:szCs w:val="18"/>
                 <w:lang w:val="es-MX"/>
               </w:rPr>
-              <w:t xml:space="preserve">(a)  </w:t>
-            </w:r>
+              <w:t>(</w:t>
+            </w:r>
+            <w:proofErr w:type="gramStart"/>
             <w:r>
               <w:rPr>
                 <w:sz w:val="18"/>
                 <w:szCs w:val="18"/>
                 <w:lang w:val="es-MX"/>
               </w:rPr>
-              <w:t xml:space="preserve"> (4</w:t>
+              <w:t xml:space="preserve">a)  </w:t>
+            </w:r>
+            <w:r>
+              <w:rPr>
+                <w:sz w:val="18"/>
+                <w:szCs w:val="18"/>
+                <w:lang w:val="es-MX"/>
+              </w:rPr>
+              <w:t xml:space="preserve"> </w:t>
+            </w:r>
+            <w:proofErr w:type="gramEnd"/>
+            <w:r>
+              <w:rPr>
+                <w:sz w:val="18"/>
+                <w:szCs w:val="18"/>
+                <w:lang w:val="es-MX"/>
+              </w:rPr>
+              <w:t>(4</w:t>
             </w:r>
             <w:r>
               <w:rPr>
@@ -2670,14 +2754,6 @@
                 <w:lang w:val="es-MX"/>
               </w:rPr>
             </w:pPr>
-            <w:r>
-              <w:rPr>
-                <w:sz w:val="18"/>
-                <w:szCs w:val="18"/>
-                <w:lang w:val="es-MX"/>
-              </w:rPr>
-              <w:t>20</w:t>
-            </w:r>
           </w:p>
         </w:tc>
       </w:tr>
@@ -2739,15 +2815,6 @@
                 <w:szCs w:val="18"/>
               </w:rPr>
             </w:pPr>
-            <w:r>
-              <w:rPr>
-                <w:rFonts w:ascii="Times New Roman" w:hAnsi="Times New Roman"/>
-                <w:b/>
-                <w:sz w:val="18"/>
-                <w:szCs w:val="18"/>
-              </w:rPr>
-              <w:t>18,5</w:t>
-            </w:r>
           </w:p>
         </w:tc>
       </w:tr>
@@ -3023,23 +3090,25 @@
                 <w:szCs w:val="18"/>
                 <w:lang w:val="es-MX"/>
               </w:rPr>
-              <w:t xml:space="preserve">Evaluación del Profesor(a)  o </w:t>
-            </w:r>
+              <w:t>Evaluación del Profesor(</w:t>
+            </w:r>
+            <w:proofErr w:type="gramStart"/>
             <w:r>
               <w:rPr>
                 <w:sz w:val="18"/>
                 <w:szCs w:val="18"/>
                 <w:lang w:val="es-MX"/>
               </w:rPr>
-              <w:t xml:space="preserve"> Director(a) del Proyecto</w:t>
-            </w:r>
+              <w:t>a)  o</w:t>
+            </w:r>
+            <w:proofErr w:type="gramEnd"/>
             <w:r>
               <w:rPr>
                 <w:sz w:val="18"/>
                 <w:szCs w:val="18"/>
                 <w:lang w:val="es-MX"/>
               </w:rPr>
-              <w:t xml:space="preserve"> de Investigación</w:t>
+              <w:t xml:space="preserve"> </w:t>
             </w:r>
             <w:r>
               <w:rPr>
@@ -3049,13 +3118,65 @@
               </w:rPr>
               <w:t xml:space="preserve"> </w:t>
             </w:r>
+            <w:proofErr w:type="gramStart"/>
             <w:r>
               <w:rPr>
                 <w:sz w:val="18"/>
                 <w:szCs w:val="18"/>
                 <w:lang w:val="es-MX"/>
               </w:rPr>
-              <w:t xml:space="preserve"> (100%)</w:t>
+              <w:t>Director</w:t>
+            </w:r>
+            <w:proofErr w:type="gramEnd"/>
+            <w:r>
+              <w:rPr>
+                <w:sz w:val="18"/>
+                <w:szCs w:val="18"/>
+                <w:lang w:val="es-MX"/>
+              </w:rPr>
+              <w:t>(a) del Proyecto</w:t>
+            </w:r>
+            <w:r>
+              <w:rPr>
+                <w:sz w:val="18"/>
+                <w:szCs w:val="18"/>
+                <w:lang w:val="es-MX"/>
+              </w:rPr>
+              <w:t xml:space="preserve"> de </w:t>
+            </w:r>
+            <w:proofErr w:type="gramStart"/>
+            <w:r>
+              <w:rPr>
+                <w:sz w:val="18"/>
+                <w:szCs w:val="18"/>
+                <w:lang w:val="es-MX"/>
+              </w:rPr>
+              <w:t>Investigación</w:t>
+            </w:r>
+            <w:r>
+              <w:rPr>
+                <w:sz w:val="18"/>
+                <w:szCs w:val="18"/>
+                <w:lang w:val="es-MX"/>
+              </w:rPr>
+              <w:t xml:space="preserve"> </w:t>
+            </w:r>
+            <w:r>
+              <w:rPr>
+                <w:sz w:val="18"/>
+                <w:szCs w:val="18"/>
+                <w:lang w:val="es-MX"/>
+              </w:rPr>
+              <w:t xml:space="preserve"> (</w:t>
+            </w:r>
+            <w:proofErr w:type="gramEnd"/>
+            <w:r>
+              <w:rPr>
+                <w:sz w:val="18"/>
+                <w:szCs w:val="18"/>
+                <w:lang w:val="es-MX"/>
+              </w:rPr>
+              <w:t>100%)</w:t>
             </w:r>
           </w:p>
         </w:tc>
@@ -3494,7 +3615,7 @@
         <w:spacing w:after="0" w:line="360" w:lineRule="auto"/>
         <w:jc w:val="left"/>
         <w:rPr>
-          <w:rStyle w:val="Textoennegrita"/>
+          <w:rStyle w:val="Fuerte"/>
           <w:rFonts w:ascii="Times New Roman" w:hAnsi="Times New Roman"/>
           <w:color w:val="FF0000"/>
           <w:sz w:val="18"/>
@@ -3572,7 +3693,7 @@
         <w:spacing w:after="0" w:line="360" w:lineRule="auto"/>
         <w:jc w:val="left"/>
         <w:rPr>
-          <w:rStyle w:val="Textoennegrita"/>
+          <w:rStyle w:val="Fuerte"/>
           <w:rFonts w:ascii="Times New Roman" w:hAnsi="Times New Roman"/>
           <w:color w:val="FF0000"/>
           <w:sz w:val="18"/>
@@ -3586,7 +3707,7 @@
         <w:spacing w:after="0"/>
         <w:jc w:val="left"/>
         <w:rPr>
-          <w:rStyle w:val="Textoennegrita"/>
+          <w:rStyle w:val="Fuerte"/>
           <w:rFonts w:ascii="Times New Roman" w:hAnsi="Times New Roman"/>
           <w:color w:val="FF0000"/>
           <w:sz w:val="20"/>
@@ -3644,15 +3765,19 @@
                     <w:jc w:val="center"/>
                     <w:rPr>
                       <w:b/>
+                      <w:noProof/>
                       <w:sz w:val="20"/>
                       <w:szCs w:val="20"/>
+                      <w:lang w:val="es-MX"/>
                     </w:rPr>
                   </w:pPr>
                   <w:r>
                     <w:rPr>
                       <w:b/>
+                      <w:noProof/>
                       <w:sz w:val="20"/>
                       <w:szCs w:val="20"/>
+                      <w:lang w:val="es-MX"/>
                     </w:rPr>
                     <w:t>Estudiante</w:t>
                   </w:r>
@@ -3665,6 +3790,7 @@
                       <w:noProof/>
                       <w:sz w:val="20"/>
                       <w:szCs w:val="20"/>
+                      <w:lang w:val="es-MX"/>
                     </w:rPr>
                   </w:pPr>
                   <w:r>
@@ -3673,8 +3799,31 @@
                       <w:noProof/>
                       <w:sz w:val="20"/>
                       <w:szCs w:val="20"/>
+                      <w:lang w:val="es-MX"/>
                     </w:rPr>
-                    <w:t>Axel Samuel Herrera Aguiar</w:t>
+                    <w:t>Bryan Roberto Quispe Romero</w:t>
+                  </w:r>
+                </w:p>
+                <w:p>
+                  <w:pPr>
+                    <w:jc w:val="center"/>
+                    <w:rPr>
+                      <w:b/>
+                      <w:noProof/>
+                      <w:sz w:val="20"/>
+                      <w:szCs w:val="20"/>
+                      <w:lang w:val="es-MX"/>
+                    </w:rPr>
+                  </w:pPr>
+                  <w:r>
+                    <w:rPr>
+                      <w:b/>
+                      <w:noProof/>
+                      <w:sz w:val="20"/>
+                      <w:szCs w:val="20"/>
+                      <w:lang w:val="es-MX"/>
+                    </w:rPr>
+                    <w:t>CC:1726621830</w:t>
                   </w:r>
                 </w:p>
                 <w:p>
@@ -3686,42 +3835,6 @@
                       <w:szCs w:val="20"/>
                     </w:rPr>
                   </w:pPr>
-                  <w:r>
-                    <w:rPr>
-                      <w:b/>
-                      <w:noProof/>
-                      <w:sz w:val="20"/>
-                      <w:szCs w:val="20"/>
-                    </w:rPr>
-                    <w:t>C</w:t>
-                  </w:r>
-                  <w:r>
-                    <w:rPr>
-                      <w:b/>
-                      <w:noProof/>
-                      <w:sz w:val="20"/>
-                      <w:szCs w:val="20"/>
-                    </w:rPr>
-                    <w:t>C</w:t>
-                  </w:r>
-                  <w:r>
-                    <w:rPr>
-                      <w:b/>
-                      <w:noProof/>
-                      <w:sz w:val="20"/>
-                      <w:szCs w:val="20"/>
-                    </w:rPr>
-                    <w:t>:</w:t>
-                  </w:r>
-                  <w:r>
-                    <w:rPr>
-                      <w:b/>
-                      <w:noProof/>
-                      <w:sz w:val="20"/>
-                      <w:szCs w:val="20"/>
-                    </w:rPr>
-                    <w:t>1726791641</w:t>
-                  </w:r>
                 </w:p>
               </w:txbxContent>
             </v:textbox>
@@ -3771,25 +3884,21 @@
                     <w:jc w:val="center"/>
                     <w:rPr>
                       <w:b/>
+                      <w:noProof/>
                       <w:sz w:val="20"/>
                       <w:szCs w:val="20"/>
+                      <w:lang w:val="es-MX"/>
                     </w:rPr>
                   </w:pPr>
                   <w:r>
                     <w:rPr>
                       <w:b/>
+                      <w:noProof/>
                       <w:sz w:val="20"/>
                       <w:szCs w:val="20"/>
+                      <w:lang w:val="es-MX"/>
                     </w:rPr>
-                    <w:t xml:space="preserve">Tutor </w:t>
-                  </w:r>
-                  <w:r>
-                    <w:rPr>
-                      <w:b/>
-                      <w:sz w:val="20"/>
-                      <w:szCs w:val="20"/>
-                    </w:rPr>
-                    <w:t>Académico</w:t>
+                    <w:t>Tutor Académico</w:t>
                   </w:r>
                 </w:p>
                 <w:p>
@@ -3800,6 +3909,53 @@
                       <w:noProof/>
                       <w:sz w:val="20"/>
                       <w:szCs w:val="20"/>
+                      <w:lang w:val="es-MX"/>
+                    </w:rPr>
+                  </w:pPr>
+                  <w:proofErr w:type="spellStart"/>
+                  <w:r>
+                    <w:rPr>
+                      <w:b/>
+                      <w:noProof/>
+                      <w:sz w:val="20"/>
+                      <w:szCs w:val="20"/>
+                      <w:lang w:val="es-MX"/>
+                    </w:rPr>
+                    <w:t>Ing.Magi</w:t>
+                  </w:r>
+                  <w:proofErr w:type="spellEnd"/>
+                  <w:r>
+                    <w:rPr>
+                      <w:b/>
+                      <w:noProof/>
+                      <w:sz w:val="20"/>
+                      <w:szCs w:val="20"/>
+                      <w:lang w:val="es-MX"/>
+                    </w:rPr>
+                    <w:t xml:space="preserve"> Paul Diaz Zu</w:t>
+                  </w:r>
+                  <w:proofErr w:type="spellStart"/>
+                  <w:r>
+                    <w:rPr>
+                      <w:b/>
+                      <w:noProof/>
+                      <w:sz w:val="20"/>
+                      <w:szCs w:val="20"/>
+                      <w:lang w:val="es-MX"/>
+                    </w:rPr>
+                    <w:t>ñiga</w:t>
+                  </w:r>
+                  <w:proofErr w:type="spellEnd"/>
+                </w:p>
+                <w:p>
+                  <w:pPr>
+                    <w:jc w:val="center"/>
+                    <w:rPr>
+                      <w:b/>
+                      <w:noProof/>
+                      <w:sz w:val="20"/>
+                      <w:szCs w:val="20"/>
+                      <w:lang w:val="es-MX"/>
                     </w:rPr>
                   </w:pPr>
                   <w:r>
@@ -3808,8 +3964,9 @@
                       <w:noProof/>
                       <w:sz w:val="20"/>
                       <w:szCs w:val="20"/>
+                      <w:lang w:val="es-MX"/>
                     </w:rPr>
-                    <w:t>Washington Eduardo Loza Herrera</w:t>
+                    <w:t>CC: 1707249072</w:t>
                   </w:r>
                 </w:p>
                 <w:p>
@@ -3821,45 +3978,6 @@
                       <w:szCs w:val="20"/>
                     </w:rPr>
                   </w:pPr>
-                  <w:r>
-                    <w:rPr>
-                      <w:b/>
-                      <w:noProof/>
-                      <w:sz w:val="20"/>
-                      <w:szCs w:val="20"/>
-                    </w:rPr>
-                    <w:t>C</w:t>
-                  </w:r>
-                  <w:r>
-                    <w:rPr>
-                      <w:b/>
-                      <w:noProof/>
-                      <w:sz w:val="20"/>
-                      <w:szCs w:val="20"/>
-                    </w:rPr>
-                    <w:t>C</w:t>
-                  </w:r>
-                  <w:r>
-                    <w:rPr>
-                      <w:b/>
-                      <w:noProof/>
-                      <w:sz w:val="20"/>
-                      <w:szCs w:val="20"/>
-                    </w:rPr>
-                    <w:t>:</w:t>
-                  </w:r>
-                  <w:r>
-                    <w:t xml:space="preserve"> </w:t>
-                  </w:r>
-                  <w:r>
-                    <w:rPr>
-                      <w:b/>
-                      <w:noProof/>
-                      <w:sz w:val="20"/>
-                      <w:szCs w:val="20"/>
-                    </w:rPr>
-                    <w:t>1713756524</w:t>
-                  </w:r>
                 </w:p>
               </w:txbxContent>
             </v:textbox>
@@ -4038,6 +4156,16 @@
                       <w:szCs w:val="20"/>
                       <w:lang w:val="es-MX"/>
                     </w:rPr>
+                    <w:t xml:space="preserve">Ing. </w:t>
+                  </w:r>
+                  <w:r>
+                    <w:rPr>
+                      <w:b/>
+                      <w:noProof/>
+                      <w:sz w:val="20"/>
+                      <w:szCs w:val="20"/>
+                      <w:lang w:val="es-MX"/>
+                    </w:rPr>
                     <w:t>Jorge Edison Lascano</w:t>
                   </w:r>
                 </w:p>
@@ -4168,7 +4296,27 @@
         <w:sz w:val="14"/>
         <w:szCs w:val="14"/>
       </w:rPr>
-      <w:t xml:space="preserve"> N° 05</w:t>
+      <w:t xml:space="preserve"> </w:t>
+    </w:r>
+    <w:proofErr w:type="spellStart"/>
+    <w:r>
+      <w:rPr>
+        <w:rFonts w:asciiTheme="majorHAnsi" w:hAnsiTheme="majorHAnsi" w:cs="Arial"/>
+        <w:b/>
+        <w:sz w:val="14"/>
+        <w:szCs w:val="14"/>
+      </w:rPr>
+      <w:t>N°</w:t>
+    </w:r>
+    <w:proofErr w:type="spellEnd"/>
+    <w:r>
+      <w:rPr>
+        <w:rFonts w:asciiTheme="majorHAnsi" w:hAnsiTheme="majorHAnsi" w:cs="Arial"/>
+        <w:b/>
+        <w:sz w:val="14"/>
+        <w:szCs w:val="14"/>
+      </w:rPr>
+      <w:t xml:space="preserve"> 05</w:t>
     </w:r>
   </w:p>
   <w:p>
@@ -4339,15 +4487,33 @@
           <w:sz w:val="16"/>
           <w:szCs w:val="16"/>
         </w:rPr>
-        <w:t>prácticas pr</w:t>
-      </w:r>
+        <w:t xml:space="preserve">prácticas </w:t>
+      </w:r>
+      <w:proofErr w:type="gramStart"/>
       <w:r>
         <w:rPr>
           <w:rFonts w:ascii="Arial" w:hAnsi="Arial" w:cs="Arial"/>
           <w:sz w:val="16"/>
           <w:szCs w:val="16"/>
         </w:rPr>
-        <w:t>e profesionales no remuneradas</w:t>
+        <w:t>pr</w:t>
+      </w:r>
+      <w:r>
+        <w:rPr>
+          <w:rFonts w:ascii="Arial" w:hAnsi="Arial" w:cs="Arial"/>
+          <w:sz w:val="16"/>
+          <w:szCs w:val="16"/>
+        </w:rPr>
+        <w:t>e profesionales</w:t>
+      </w:r>
+      <w:proofErr w:type="gramEnd"/>
+      <w:r>
+        <w:rPr>
+          <w:rFonts w:ascii="Arial" w:hAnsi="Arial" w:cs="Arial"/>
+          <w:sz w:val="16"/>
+          <w:szCs w:val="16"/>
+        </w:rPr>
+        <w:t xml:space="preserve"> no remuneradas</w:t>
       </w:r>
       <w:r>
         <w:rPr>
@@ -5467,7 +5633,7 @@
       <w:szCs w:val="24"/>
     </w:rPr>
   </w:style>
-  <w:style w:type="character" w:styleId="Textoennegrita">
+  <w:style w:type="character" w:styleId="Fuerte">
     <w:name w:val="Strong"/>
     <w:qFormat/>
     <w:rsid w:val="0025133F"/>
